--- a/docs/附魔战争使用说明.docx
+++ b/docs/附魔战争使用说明.docx
@@ -566,6 +566,68 @@
           </w:p>
         </w:tc>
       </w:tr>
+      <w:tr>
+        <w:tc>
+          <w:tcPr>
+            <w:tcW w:type="dxa" w:w="400"/>
+          </w:tcPr>
+          <w:p>
+            <w:r/>
+            <w:r>
+              <w:rPr>
+                <w:rFonts w:ascii="Microsoft YaHei" w:hAnsi="Microsoft YaHei" w:eastAsia="Microsoft YaHei"/>
+                <w:sz w:val="19"/>
+              </w:rPr>
+              <w:t>7</w:t>
+            </w:r>
+          </w:p>
+        </w:tc>
+        <w:tc>
+          <w:tcPr>
+            <w:tcW w:type="dxa" w:w="2600"/>
+          </w:tcPr>
+          <w:p>
+            <w:r/>
+            <w:r>
+              <w:rPr>
+                <w:rFonts w:ascii="Microsoft YaHei" w:hAnsi="Microsoft YaHei" w:eastAsia="Microsoft YaHei"/>
+                <w:sz w:val="19"/>
+              </w:rPr>
+              <w:t>disperse.center / duel.center 是标准的 [x, y, z]</w:t>
+            </w:r>
+          </w:p>
+        </w:tc>
+        <w:tc>
+          <w:tcPr>
+            <w:tcW w:type="dxa" w:w="3200"/>
+          </w:tcPr>
+          <w:p>
+            <w:r/>
+            <w:r>
+              <w:rPr>
+                <w:rFonts w:ascii="Microsoft YaHei" w:hAnsi="Microsoft YaHei" w:eastAsia="Microsoft YaHei"/>
+                <w:sz w:val="19"/>
+              </w:rPr>
+              <w:t>启动日志或 /fmwar doctor 会报格式错误</w:t>
+            </w:r>
+          </w:p>
+        </w:tc>
+        <w:tc>
+          <w:tcPr>
+            <w:tcW w:type="dxa" w:w="3800"/>
+          </w:tcPr>
+          <w:p>
+            <w:r/>
+            <w:r>
+              <w:rPr>
+                <w:rFonts w:ascii="Microsoft YaHei" w:hAnsi="Microsoft YaHei" w:eastAsia="Microsoft YaHei"/>
+                <w:sz w:val="19"/>
+              </w:rPr>
+              <w:t>格式不对时中心点退回 0,0,0 并记 WARNING，整局玩法失效</w:t>
+            </w:r>
+          </w:p>
+        </w:tc>
+      </w:tr>
     </w:tbl>
     <w:p/>
     <w:p>
@@ -932,6 +994,53 @@
                 <w:rFonts w:ascii="Microsoft YaHei" w:hAnsi="Microsoft YaHei" w:eastAsia="Microsoft YaHei"/>
                 <w:sz w:val="19"/>
               </w:rPr>
+              <w:t>/fmwar points</w:t>
+            </w:r>
+          </w:p>
+        </w:tc>
+        <w:tc>
+          <w:tcPr>
+            <w:tcW w:type="dxa" w:w="1600"/>
+          </w:tcPr>
+          <w:p>
+            <w:r/>
+            <w:r>
+              <w:rPr>
+                <w:rFonts w:ascii="Microsoft YaHei" w:hAnsi="Microsoft YaHei" w:eastAsia="Microsoft YaHei"/>
+                <w:sz w:val="19"/>
+              </w:rPr>
+              <w:t>fmwar.admin</w:t>
+            </w:r>
+          </w:p>
+        </w:tc>
+        <w:tc>
+          <w:tcPr>
+            <w:tcW w:type="dxa" w:w="6000"/>
+          </w:tcPr>
+          <w:p>
+            <w:r/>
+            <w:r>
+              <w:rPr>
+                <w:rFonts w:ascii="Microsoft YaHei" w:hAnsi="Microsoft YaHei" w:eastAsia="Microsoft YaHei"/>
+                <w:sz w:val="19"/>
+              </w:rPr>
+              <w:t>查看附魔战争积分榜（击杀 +1，获胜 +3）</w:t>
+            </w:r>
+          </w:p>
+        </w:tc>
+      </w:tr>
+      <w:tr>
+        <w:tc>
+          <w:tcPr>
+            <w:tcW w:type="dxa" w:w="2400"/>
+          </w:tcPr>
+          <w:p>
+            <w:r/>
+            <w:r>
+              <w:rPr>
+                <w:rFonts w:ascii="Microsoft YaHei" w:hAnsi="Microsoft YaHei" w:eastAsia="Microsoft YaHei"/>
+                <w:sz w:val="19"/>
+              </w:rPr>
               <w:t>/fmwar start</w:t>
             </w:r>
           </w:p>
@@ -1133,7 +1242,7 @@
         <w:rPr>
           <w:rFonts w:ascii="Microsoft YaHei" w:hAnsi="Microsoft YaHei" w:eastAsia="Microsoft YaHei"/>
         </w:rPr>
-        <w:t>你被随机传送到场地内某处（以 -1078 -1774 为圆心、半径 100 格，玩家之间至少间隔 25 格，落点取最高可落脚点且不含水面）。</w:t>
+        <w:t>你被随机传送到场地内某处（以 x=-1078、z=-1774 为中心、半径 100 格的正方形范围内，玩家之间至少间隔 25 格，落点取最高可落脚点且不含水面）。</w:t>
       </w:r>
     </w:p>
     <w:p>
@@ -1144,7 +1253,18 @@
         <w:rPr>
           <w:rFonts w:ascii="Microsoft YaHei" w:hAnsi="Microsoft YaHei" w:eastAsia="Microsoft YaHei"/>
         </w:rPr>
-        <w:t>背包被清空、药水效果被清除（进场前的物品被扣下，离场时归还）。</w:t>
+        <w:t>你被切换为生存模式。</w:t>
+      </w:r>
+    </w:p>
+    <w:p>
+      <w:pPr>
+        <w:pStyle w:val="ListBullet"/>
+      </w:pPr>
+      <w:r>
+        <w:rPr>
+          <w:rFonts w:ascii="Microsoft YaHei" w:hAnsi="Microsoft YaHei" w:eastAsia="Microsoft YaHei"/>
+        </w:rPr>
+        <w:t>背包被清空、药水效果被清除（本插件不保留备份，见 3.6 关于物品）。</w:t>
       </w:r>
     </w:p>
     <w:p>
@@ -1177,7 +1297,7 @@
         <w:rPr>
           <w:rFonts w:ascii="Microsoft YaHei" w:hAnsi="Microsoft YaHei" w:eastAsia="Microsoft YaHei"/>
         </w:rPr>
-        <w:t>右侧出现记分板：剩余时间（900 秒倒计时）与存活人数。</w:t>
+        <w:t>右侧出现记分板：剩余时间与存活人数，直接显示数值（如「剩余时间 900」）。</w:t>
       </w:r>
     </w:p>
     <w:p>
@@ -1325,7 +1445,7 @@
                 <w:rFonts w:ascii="Microsoft YaHei" w:hAnsi="Microsoft YaHei" w:eastAsia="Microsoft YaHei"/>
                 <w:sz w:val="19"/>
               </w:rPr>
-              <w:t>所有存活玩家被传送到决斗圈（以 -1311 -1740 为圆心、半径 40 格）</w:t>
+              <w:t>所有存活玩家被传送到决斗圈（以 x=-1311、z=-1740 为圆心、半径 40 格）</w:t>
             </w:r>
           </w:p>
         </w:tc>
@@ -1372,7 +1492,62 @@
         <w:rPr>
           <w:rFonts w:ascii="Microsoft YaHei" w:hAnsi="Microsoft YaHei" w:eastAsia="Microsoft YaHei"/>
         </w:rPr>
-        <w:t>3.4 观战</w:t>
+        <w:t>3.4 积分榜</w:t>
+      </w:r>
+    </w:p>
+    <w:p>
+      <w:pPr>
+        <w:pStyle w:val="ListBullet"/>
+      </w:pPr>
+      <w:r>
+        <w:rPr>
+          <w:rFonts w:ascii="Microsoft YaHei" w:hAnsi="Microsoft YaHei" w:eastAsia="Microsoft YaHei"/>
+        </w:rPr>
+        <w:t>右侧还有一块附魔战争积分榜（记分板名为 fmjfb），显示累积得分。</w:t>
+      </w:r>
+    </w:p>
+    <w:p>
+      <w:pPr>
+        <w:pStyle w:val="ListBullet"/>
+      </w:pPr>
+      <w:r>
+        <w:rPr>
+          <w:rFonts w:ascii="Microsoft YaHei" w:hAnsi="Microsoft YaHei" w:eastAsia="Microsoft YaHei"/>
+        </w:rPr>
+        <w:t>每击杀一人 +1 分；获得最终胜利 +3 分。</w:t>
+      </w:r>
+    </w:p>
+    <w:p>
+      <w:pPr>
+        <w:pStyle w:val="ListBullet"/>
+      </w:pPr>
+      <w:r>
+        <w:rPr>
+          <w:rFonts w:ascii="Microsoft YaHei" w:hAnsi="Microsoft YaHei" w:eastAsia="Microsoft YaHei"/>
+        </w:rPr>
+        <w:t>积分跨对局累积并保存在 plugins/fmwar/points.yml，可用 /fmwar points 查看。</w:t>
+      </w:r>
+    </w:p>
+    <w:p>
+      <w:pPr>
+        <w:pStyle w:val="ListBullet"/>
+      </w:pPr>
+      <w:r>
+        <w:rPr>
+          <w:rFonts w:ascii="Microsoft YaHei" w:hAnsi="Microsoft YaHei" w:eastAsia="Microsoft YaHei"/>
+        </w:rPr>
+        <w:t>想让剩余时间显示成 mm:ss，把 config.yml 的 scoreboard.time-seconds 设为 false。</w:t>
+      </w:r>
+    </w:p>
+    <w:p>
+      <w:pPr>
+        <w:pStyle w:val="Heading2"/>
+      </w:pPr>
+      <w:r>
+        <w:rPr>
+          <w:rFonts w:ascii="Microsoft YaHei" w:hAnsi="Microsoft YaHei" w:eastAsia="Microsoft YaHei"/>
+        </w:rPr>
+        <w:t>3.5 观战</w:t>
       </w:r>
     </w:p>
     <w:p>
@@ -1416,7 +1591,7 @@
         <w:rPr>
           <w:rFonts w:ascii="Microsoft YaHei" w:hAnsi="Microsoft YaHei" w:eastAsia="Microsoft YaHei"/>
         </w:rPr>
-        <w:t>3.5 结束条件与结算</w:t>
+        <w:t>3.6 结束条件与结算</w:t>
       </w:r>
     </w:p>
     <w:tbl>
@@ -1489,7 +1664,7 @@
                 <w:rFonts w:ascii="Microsoft YaHei" w:hAnsi="Microsoft YaHei" w:eastAsia="Microsoft YaHei"/>
                 <w:sz w:val="19"/>
               </w:rPr>
-              <w:t>该玩家获胜，游戏结束</w:t>
+              <w:t>该玩家获胜，游戏结束（+3 分）</w:t>
             </w:r>
           </w:p>
         </w:tc>
@@ -1553,7 +1728,7 @@
                 <w:rFonts w:ascii="Microsoft YaHei" w:hAnsi="Microsoft YaHei" w:eastAsia="Microsoft YaHei"/>
                 <w:sz w:val="19"/>
               </w:rPr>
-              <w:t>背包清空、移出游戏、传回大厅，广播「你的ID 死亡」</w:t>
+              <w:t>背包清空、移出游戏、传回大厅，广播「你的ID 死亡」（击杀者 +1 分）</w:t>
             </w:r>
           </w:p>
         </w:tc>
@@ -1631,7 +1806,17 @@
           <w:b w:val="0"/>
           <w:i w:val="0"/>
         </w:rPr>
-        <w:t>结算时：场地内所有实体被清除（奖励箱、掉落物、箭矢、载具等），商店 NPC 被移除；所有参与者被传回大厅，进场前的背包会归还，对局中获得的物品不会带出。「加入游戏」按钮重新生效，「观战」按钮失效。</w:t>
+        <w:t>结算时：场地内所有实体被清除（奖励箱、掉落物、箭矢、载具等，但会保留自定义铁砧 customanvil 的实体），商店 NPC 被移除；所有参与者被传回大厅。</w:t>
+      </w:r>
+    </w:p>
+    <w:p>
+      <w:r>
+        <w:rPr>
+          <w:rFonts w:ascii="Microsoft YaHei" w:hAnsi="Microsoft YaHei" w:eastAsia="Microsoft YaHei"/>
+          <w:b/>
+          <w:i w:val="0"/>
+        </w:rPr>
+        <w:t>关于物品：本插件不备份背包。开局清空、离场清空，对局中获得的装备也不会带出场地。原因：内存备份在服务器崩溃时会连同备份一起丢失，反而让玩家物品更不安全；如果需要保护玩家原有物品，请使用专门的背包备份插件。</w:t>
       </w:r>
     </w:p>
     <w:p>
@@ -1642,7 +1827,7 @@
         <w:rPr>
           <w:rFonts w:ascii="Microsoft YaHei" w:hAnsi="Microsoft YaHei" w:eastAsia="Microsoft YaHei"/>
         </w:rPr>
-        <w:t>3.6 需要知道的限制</w:t>
+        <w:t>3.7 需要知道的限制</w:t>
       </w:r>
     </w:p>
     <w:p>
@@ -1919,7 +2104,7 @@
                 <w:rFonts w:ascii="Microsoft YaHei" w:hAnsi="Microsoft YaHei" w:eastAsia="Microsoft YaHei"/>
                 <w:sz w:val="19"/>
               </w:rPr>
-              <w:t>开局分散：中心（写法 [x, z, y]）、半径、最小间距</w:t>
+              <w:t>开局分散：中心 [x, y, z]（x=-1078、z=-1774；y 可省略）、半径、最小间距</w:t>
             </w:r>
           </w:p>
         </w:tc>
@@ -1951,7 +2136,7 @@
                 <w:rFonts w:ascii="Microsoft YaHei" w:hAnsi="Microsoft YaHei" w:eastAsia="Microsoft YaHei"/>
                 <w:sz w:val="19"/>
               </w:rPr>
-              <w:t>决斗圈：中心（写法 [x, z, y]）、半径、落点最小间距</w:t>
+              <w:t>决斗圈：中心 [x, y, z]（x=-1311、z=-1740；y 可省略）、半径、落点最小间距</w:t>
             </w:r>
           </w:p>
         </w:tc>
@@ -1983,7 +2168,7 @@
                 <w:rFonts w:ascii="Microsoft YaHei" w:hAnsi="Microsoft YaHei" w:eastAsia="Microsoft YaHei"/>
                 <w:sz w:val="19"/>
               </w:rPr>
-              <w:t>开局清背包 / 清效果、抗性时长与等级、回满血食、钓竿及其附魔、是否归还入场背包</w:t>
+              <w:t>开局切生存模式、清背包 / 清效果、抗性时长与等级、回满血食、钓竿及其附魔</w:t>
             </w:r>
           </w:p>
         </w:tc>
@@ -2064,6 +2249,70 @@
                 <w:rFonts w:ascii="Microsoft YaHei" w:hAnsi="Microsoft YaHei" w:eastAsia="Microsoft YaHei"/>
                 <w:sz w:val="19"/>
               </w:rPr>
+              <w:t>teams</w:t>
+            </w:r>
+          </w:p>
+        </w:tc>
+        <w:tc>
+          <w:tcPr>
+            <w:tcW w:type="dxa" w:w="8200"/>
+          </w:tcPr>
+          <w:p>
+            <w:r/>
+            <w:r>
+              <w:rPr>
+                <w:rFonts w:ascii="Microsoft YaHei" w:hAnsi="Microsoft YaHei" w:eastAsia="Microsoft YaHei"/>
+                <w:sz w:val="19"/>
+              </w:rPr>
+              <w:t>队伍名（fm / fmgz）</w:t>
+            </w:r>
+          </w:p>
+        </w:tc>
+      </w:tr>
+      <w:tr>
+        <w:tc>
+          <w:tcPr>
+            <w:tcW w:type="dxa" w:w="1800"/>
+          </w:tcPr>
+          <w:p>
+            <w:r/>
+            <w:r>
+              <w:rPr>
+                <w:rFonts w:ascii="Microsoft YaHei" w:hAnsi="Microsoft YaHei" w:eastAsia="Microsoft YaHei"/>
+                <w:sz w:val="19"/>
+              </w:rPr>
+              <w:t>scoreboard</w:t>
+            </w:r>
+          </w:p>
+        </w:tc>
+        <w:tc>
+          <w:tcPr>
+            <w:tcW w:type="dxa" w:w="8200"/>
+          </w:tcPr>
+          <w:p>
+            <w:r/>
+            <w:r>
+              <w:rPr>
+                <w:rFonts w:ascii="Microsoft YaHei" w:hAnsi="Microsoft YaHei" w:eastAsia="Microsoft YaHei"/>
+                <w:sz w:val="19"/>
+              </w:rPr>
+              <w:t>记分板标题、剩余时间是否写秒数、积分榜的记分板名与行格式</w:t>
+            </w:r>
+          </w:p>
+        </w:tc>
+      </w:tr>
+      <w:tr>
+        <w:tc>
+          <w:tcPr>
+            <w:tcW w:type="dxa" w:w="1800"/>
+          </w:tcPr>
+          <w:p>
+            <w:r/>
+            <w:r>
+              <w:rPr>
+                <w:rFonts w:ascii="Microsoft YaHei" w:hAnsi="Microsoft YaHei" w:eastAsia="Microsoft YaHei"/>
+                <w:sz w:val="19"/>
+              </w:rPr>
               <w:t>messages</w:t>
             </w:r>
           </w:p>
@@ -2079,7 +2328,7 @@
                 <w:rFonts w:ascii="Microsoft YaHei" w:hAnsi="Microsoft YaHei" w:eastAsia="Microsoft YaHei"/>
                 <w:sz w:val="19"/>
               </w:rPr>
-              <w:t>全部提示文案，支持 &amp; 颜色代码与 {player} 等占位符</w:t>
+              <w:t>全部提示文案，支持 &amp; 颜色代码与 {player} 等占位符；{prefix} 与原色提示对应，{war_prefix} 为 light_purple</w:t>
             </w:r>
           </w:p>
         </w:tc>

--- a/docs/附魔战争使用说明.docx
+++ b/docs/附魔战争使用说明.docx
@@ -1024,7 +1024,242 @@
                 <w:rFonts w:ascii="Microsoft YaHei" w:hAnsi="Microsoft YaHei" w:eastAsia="Microsoft YaHei"/>
                 <w:sz w:val="19"/>
               </w:rPr>
-              <w:t>查看附魔战争积分榜（击杀 +1，获胜 +3）</w:t>
+              <w:t>查看附魔战争积分榜（每页最多 10 条）</w:t>
+            </w:r>
+          </w:p>
+        </w:tc>
+      </w:tr>
+      <w:tr>
+        <w:tc>
+          <w:tcPr>
+            <w:tcW w:type="dxa" w:w="2400"/>
+          </w:tcPr>
+          <w:p>
+            <w:r/>
+            <w:r>
+              <w:rPr>
+                <w:rFonts w:ascii="Microsoft YaHei" w:hAnsi="Microsoft YaHei" w:eastAsia="Microsoft YaHei"/>
+                <w:sz w:val="19"/>
+              </w:rPr>
+              <w:t>/fmwar points list &lt;页码&gt;</w:t>
+            </w:r>
+          </w:p>
+        </w:tc>
+        <w:tc>
+          <w:tcPr>
+            <w:tcW w:type="dxa" w:w="1600"/>
+          </w:tcPr>
+          <w:p>
+            <w:r/>
+            <w:r>
+              <w:rPr>
+                <w:rFonts w:ascii="Microsoft YaHei" w:hAnsi="Microsoft YaHei" w:eastAsia="Microsoft YaHei"/>
+                <w:sz w:val="19"/>
+              </w:rPr>
+              <w:t>fmwar.admin</w:t>
+            </w:r>
+          </w:p>
+        </w:tc>
+        <w:tc>
+          <w:tcPr>
+            <w:tcW w:type="dxa" w:w="6000"/>
+          </w:tcPr>
+          <w:p>
+            <w:r/>
+            <w:r>
+              <w:rPr>
+                <w:rFonts w:ascii="Microsoft YaHei" w:hAnsi="Microsoft YaHei" w:eastAsia="Microsoft YaHei"/>
+                <w:sz w:val="19"/>
+              </w:rPr>
+              <w:t>翻页查看积分榜</w:t>
+            </w:r>
+          </w:p>
+        </w:tc>
+      </w:tr>
+      <w:tr>
+        <w:tc>
+          <w:tcPr>
+            <w:tcW w:type="dxa" w:w="2400"/>
+          </w:tcPr>
+          <w:p>
+            <w:r/>
+            <w:r>
+              <w:rPr>
+                <w:rFonts w:ascii="Microsoft YaHei" w:hAnsi="Microsoft YaHei" w:eastAsia="Microsoft YaHei"/>
+                <w:sz w:val="19"/>
+              </w:rPr>
+              <w:t>/fmwar points set &lt;玩家&gt; &lt;分值&gt;</w:t>
+            </w:r>
+          </w:p>
+        </w:tc>
+        <w:tc>
+          <w:tcPr>
+            <w:tcW w:type="dxa" w:w="1600"/>
+          </w:tcPr>
+          <w:p>
+            <w:r/>
+            <w:r>
+              <w:rPr>
+                <w:rFonts w:ascii="Microsoft YaHei" w:hAnsi="Microsoft YaHei" w:eastAsia="Microsoft YaHei"/>
+                <w:sz w:val="19"/>
+              </w:rPr>
+              <w:t>fmwar.admin</w:t>
+            </w:r>
+          </w:p>
+        </w:tc>
+        <w:tc>
+          <w:tcPr>
+            <w:tcW w:type="dxa" w:w="6000"/>
+          </w:tcPr>
+          <w:p>
+            <w:r/>
+            <w:r>
+              <w:rPr>
+                <w:rFonts w:ascii="Microsoft YaHei" w:hAnsi="Microsoft YaHei" w:eastAsia="Microsoft YaHei"/>
+                <w:sz w:val="19"/>
+              </w:rPr>
+              <w:t>设为指定分值（0 表示删除）</w:t>
+            </w:r>
+          </w:p>
+        </w:tc>
+      </w:tr>
+      <w:tr>
+        <w:tc>
+          <w:tcPr>
+            <w:tcW w:type="dxa" w:w="2400"/>
+          </w:tcPr>
+          <w:p>
+            <w:r/>
+            <w:r>
+              <w:rPr>
+                <w:rFonts w:ascii="Microsoft YaHei" w:hAnsi="Microsoft YaHei" w:eastAsia="Microsoft YaHei"/>
+                <w:sz w:val="19"/>
+              </w:rPr>
+              <w:t>/fmwar points add &lt;玩家&gt; &lt;增量&gt;</w:t>
+            </w:r>
+          </w:p>
+        </w:tc>
+        <w:tc>
+          <w:tcPr>
+            <w:tcW w:type="dxa" w:w="1600"/>
+          </w:tcPr>
+          <w:p>
+            <w:r/>
+            <w:r>
+              <w:rPr>
+                <w:rFonts w:ascii="Microsoft YaHei" w:hAnsi="Microsoft YaHei" w:eastAsia="Microsoft YaHei"/>
+                <w:sz w:val="19"/>
+              </w:rPr>
+              <w:t>fmwar.admin</w:t>
+            </w:r>
+          </w:p>
+        </w:tc>
+        <w:tc>
+          <w:tcPr>
+            <w:tcW w:type="dxa" w:w="6000"/>
+          </w:tcPr>
+          <w:p>
+            <w:r/>
+            <w:r>
+              <w:rPr>
+                <w:rFonts w:ascii="Microsoft YaHei" w:hAnsi="Microsoft YaHei" w:eastAsia="Microsoft YaHei"/>
+                <w:sz w:val="19"/>
+              </w:rPr>
+              <w:t>加减分（增量可为负）</w:t>
+            </w:r>
+          </w:p>
+        </w:tc>
+      </w:tr>
+      <w:tr>
+        <w:tc>
+          <w:tcPr>
+            <w:tcW w:type="dxa" w:w="2400"/>
+          </w:tcPr>
+          <w:p>
+            <w:r/>
+            <w:r>
+              <w:rPr>
+                <w:rFonts w:ascii="Microsoft YaHei" w:hAnsi="Microsoft YaHei" w:eastAsia="Microsoft YaHei"/>
+                <w:sz w:val="19"/>
+              </w:rPr>
+              <w:t>/fmwar points remove &lt;玩家&gt;</w:t>
+            </w:r>
+          </w:p>
+        </w:tc>
+        <w:tc>
+          <w:tcPr>
+            <w:tcW w:type="dxa" w:w="1600"/>
+          </w:tcPr>
+          <w:p>
+            <w:r/>
+            <w:r>
+              <w:rPr>
+                <w:rFonts w:ascii="Microsoft YaHei" w:hAnsi="Microsoft YaHei" w:eastAsia="Microsoft YaHei"/>
+                <w:sz w:val="19"/>
+              </w:rPr>
+              <w:t>fmwar.admin</w:t>
+            </w:r>
+          </w:p>
+        </w:tc>
+        <w:tc>
+          <w:tcPr>
+            <w:tcW w:type="dxa" w:w="6000"/>
+          </w:tcPr>
+          <w:p>
+            <w:r/>
+            <w:r>
+              <w:rPr>
+                <w:rFonts w:ascii="Microsoft YaHei" w:hAnsi="Microsoft YaHei" w:eastAsia="Microsoft YaHei"/>
+                <w:sz w:val="19"/>
+              </w:rPr>
+              <w:t>删除该玩家的积分记录</w:t>
+            </w:r>
+          </w:p>
+        </w:tc>
+      </w:tr>
+      <w:tr>
+        <w:tc>
+          <w:tcPr>
+            <w:tcW w:type="dxa" w:w="2400"/>
+          </w:tcPr>
+          <w:p>
+            <w:r/>
+            <w:r>
+              <w:rPr>
+                <w:rFonts w:ascii="Microsoft YaHei" w:hAnsi="Microsoft YaHei" w:eastAsia="Microsoft YaHei"/>
+                <w:sz w:val="19"/>
+              </w:rPr>
+              <w:t>/fmwar points reset</w:t>
+            </w:r>
+          </w:p>
+        </w:tc>
+        <w:tc>
+          <w:tcPr>
+            <w:tcW w:type="dxa" w:w="1600"/>
+          </w:tcPr>
+          <w:p>
+            <w:r/>
+            <w:r>
+              <w:rPr>
+                <w:rFonts w:ascii="Microsoft YaHei" w:hAnsi="Microsoft YaHei" w:eastAsia="Microsoft YaHei"/>
+                <w:sz w:val="19"/>
+              </w:rPr>
+              <w:t>fmwar.admin</w:t>
+            </w:r>
+          </w:p>
+        </w:tc>
+        <w:tc>
+          <w:tcPr>
+            <w:tcW w:type="dxa" w:w="6000"/>
+          </w:tcPr>
+          <w:p>
+            <w:r/>
+            <w:r>
+              <w:rPr>
+                <w:rFonts w:ascii="Microsoft YaHei" w:hAnsi="Microsoft YaHei" w:eastAsia="Microsoft YaHei"/>
+                <w:sz w:val="19"/>
+              </w:rPr>
+              <w:t>清空全部积分</w:t>
             </w:r>
           </w:p>
         </w:tc>
@@ -1525,7 +1760,7 @@
         <w:rPr>
           <w:rFonts w:ascii="Microsoft YaHei" w:hAnsi="Microsoft YaHei" w:eastAsia="Microsoft YaHei"/>
         </w:rPr>
-        <w:t>积分跨对局累积并保存在 plugins/fmwar/points.yml，可用 /fmwar points 查看。</w:t>
+        <w:t>积分跨对局累积并保存在 plugins/fmwar/points.yml。</w:t>
       </w:r>
     </w:p>
     <w:p>
@@ -1536,7 +1771,18 @@
         <w:rPr>
           <w:rFonts w:ascii="Microsoft YaHei" w:hAnsi="Microsoft YaHei" w:eastAsia="Microsoft YaHei"/>
         </w:rPr>
-        <w:t>想让剩余时间显示成 mm:ss，把 config.yml 的 scoreboard.time-seconds 设为 false。</w:t>
+        <w:t>查看与管理：/fmwar points、list &lt;页码&gt;（每页最多 10 条）、set &lt;玩家&gt; &lt;分值&gt;、add &lt;玩家&gt; &lt;增量&gt;、remove &lt;玩家&gt;、reset。</w:t>
+      </w:r>
+    </w:p>
+    <w:p>
+      <w:pPr>
+        <w:pStyle w:val="ListBullet"/>
+      </w:pPr>
+      <w:r>
+        <w:rPr>
+          <w:rFonts w:ascii="Microsoft YaHei" w:hAnsi="Microsoft YaHei" w:eastAsia="Microsoft YaHei"/>
+        </w:rPr>
+        <w:t>记分板侧栏的数值写在记分值上：显示为「剩余时间 …… 900」「存活人数 …… 2」。想让剩余时间变成 mm:ss，把 scoreboard.time-seconds 设为 false。</w:t>
       </w:r>
     </w:p>
     <w:p>
@@ -1547,7 +1793,29 @@
         <w:rPr>
           <w:rFonts w:ascii="Microsoft YaHei" w:hAnsi="Microsoft YaHei" w:eastAsia="Microsoft YaHei"/>
         </w:rPr>
-        <w:t>3.5 观战</w:t>
+        <w:t>3.5 准备倒计时</w:t>
+      </w:r>
+    </w:p>
+    <w:p>
+      <w:pPr>
+        <w:pStyle w:val="ListBullet"/>
+      </w:pPr>
+      <w:r>
+        <w:rPr>
+          <w:rFonts w:ascii="Microsoft YaHei" w:hAnsi="Microsoft YaHei" w:eastAsia="Microsoft YaHei"/>
+        </w:rPr>
+        <w:t>准备按钮点满后，屏幕上方出现常驻的倒计时进度条（BossBar），从 10 秒递减；动作栏同时显示秒数。倒计时归零即开始对局。</w:t>
+      </w:r>
+    </w:p>
+    <w:p>
+      <w:pPr>
+        <w:pStyle w:val="Heading2"/>
+      </w:pPr>
+      <w:r>
+        <w:rPr>
+          <w:rFonts w:ascii="Microsoft YaHei" w:hAnsi="Microsoft YaHei" w:eastAsia="Microsoft YaHei"/>
+        </w:rPr>
+        <w:t>3.6 观战</w:t>
       </w:r>
     </w:p>
     <w:p>
@@ -1591,7 +1859,7 @@
         <w:rPr>
           <w:rFonts w:ascii="Microsoft YaHei" w:hAnsi="Microsoft YaHei" w:eastAsia="Microsoft YaHei"/>
         </w:rPr>
-        <w:t>3.6 结束条件与结算</w:t>
+        <w:t>3.7 结束条件与结算</w:t>
       </w:r>
     </w:p>
     <w:tbl>
@@ -1827,7 +2095,7 @@
         <w:rPr>
           <w:rFonts w:ascii="Microsoft YaHei" w:hAnsi="Microsoft YaHei" w:eastAsia="Microsoft YaHei"/>
         </w:rPr>
-        <w:t>3.7 需要知道的限制</w:t>
+        <w:t>3.8 需要知道的限制</w:t>
       </w:r>
     </w:p>
     <w:p>
